--- a/docs/delivery/out/Руководства/Руководство пользователя — Инженер ТО.docx
+++ b/docs/delivery/out/Руководства/Руководство пользователя — Инженер ТО.docx
@@ -116,7 +116,7 @@
       <w:r>
         <w:fldChar w:fldCharType="separate"/>
       </w:r>
-      <w:hyperlink w:anchor="_Toc241493262" w:history="1">
+      <w:hyperlink w:anchor="_Toc241494160" w:history="1">
         <w:r>
           <w:rPr>
             <w:rStyle w:val="aff8"/>
@@ -143,7 +143,7 @@
             <w:noProof/>
             <w:webHidden/>
           </w:rPr>
-          <w:instrText xml:space="preserve"> PAGEREF _Toc241493262 \h </w:instrText>
+          <w:instrText xml:space="preserve"> PAGEREF _Toc241494160 \h </w:instrText>
         </w:r>
         <w:r>
           <w:rPr>
@@ -186,7 +186,7 @@
           <w:lang w:val="ru-RU" w:eastAsia="ru-RU"/>
         </w:rPr>
       </w:pPr>
-      <w:hyperlink w:anchor="_Toc241493263" w:history="1">
+      <w:hyperlink w:anchor="_Toc241494161" w:history="1">
         <w:r>
           <w:rPr>
             <w:rStyle w:val="aff8"/>
@@ -213,7 +213,7 @@
             <w:noProof/>
             <w:webHidden/>
           </w:rPr>
-          <w:instrText xml:space="preserve"> PAGEREF _Toc241493263 \h </w:instrText>
+          <w:instrText xml:space="preserve"> PAGEREF _Toc241494161 \h </w:instrText>
         </w:r>
         <w:r>
           <w:rPr>
@@ -256,7 +256,7 @@
           <w:lang w:val="ru-RU" w:eastAsia="ru-RU"/>
         </w:rPr>
       </w:pPr>
-      <w:hyperlink w:anchor="_Toc241493264" w:history="1">
+      <w:hyperlink w:anchor="_Toc241494162" w:history="1">
         <w:r>
           <w:rPr>
             <w:rStyle w:val="aff8"/>
@@ -283,7 +283,7 @@
             <w:noProof/>
             <w:webHidden/>
           </w:rPr>
-          <w:instrText xml:space="preserve"> PAGEREF _Toc241493264 \h </w:instrText>
+          <w:instrText xml:space="preserve"> PAGEREF _Toc241494162 \h </w:instrText>
         </w:r>
         <w:r>
           <w:rPr>
@@ -326,7 +326,7 @@
           <w:lang w:val="ru-RU" w:eastAsia="ru-RU"/>
         </w:rPr>
       </w:pPr>
-      <w:hyperlink w:anchor="_Toc241493265" w:history="1">
+      <w:hyperlink w:anchor="_Toc241494163" w:history="1">
         <w:r>
           <w:rPr>
             <w:rStyle w:val="aff8"/>
@@ -353,7 +353,7 @@
             <w:noProof/>
             <w:webHidden/>
           </w:rPr>
-          <w:instrText xml:space="preserve"> PAGEREF _Toc241493265 \h </w:instrText>
+          <w:instrText xml:space="preserve"> PAGEREF _Toc241494163 \h </w:instrText>
         </w:r>
         <w:r>
           <w:rPr>
@@ -396,7 +396,7 @@
           <w:lang w:val="ru-RU" w:eastAsia="ru-RU"/>
         </w:rPr>
       </w:pPr>
-      <w:hyperlink w:anchor="_Toc241493266" w:history="1">
+      <w:hyperlink w:anchor="_Toc241494164" w:history="1">
         <w:r>
           <w:rPr>
             <w:rStyle w:val="aff8"/>
@@ -423,7 +423,7 @@
             <w:noProof/>
             <w:webHidden/>
           </w:rPr>
-          <w:instrText xml:space="preserve"> PAGEREF _Toc241493266 \h </w:instrText>
+          <w:instrText xml:space="preserve"> PAGEREF _Toc241494164 \h </w:instrText>
         </w:r>
         <w:r>
           <w:rPr>
@@ -466,7 +466,7 @@
           <w:lang w:val="ru-RU" w:eastAsia="ru-RU"/>
         </w:rPr>
       </w:pPr>
-      <w:hyperlink w:anchor="_Toc241493267" w:history="1">
+      <w:hyperlink w:anchor="_Toc241494165" w:history="1">
         <w:r>
           <w:rPr>
             <w:rStyle w:val="aff8"/>
@@ -493,7 +493,7 @@
             <w:noProof/>
             <w:webHidden/>
           </w:rPr>
-          <w:instrText xml:space="preserve"> PAGEREF _Toc241493267 \h </w:instrText>
+          <w:instrText xml:space="preserve"> PAGEREF _Toc241494165 \h </w:instrText>
         </w:r>
         <w:r>
           <w:rPr>
@@ -536,7 +536,7 @@
           <w:lang w:val="ru-RU" w:eastAsia="ru-RU"/>
         </w:rPr>
       </w:pPr>
-      <w:hyperlink w:anchor="_Toc241493268" w:history="1">
+      <w:hyperlink w:anchor="_Toc241494166" w:history="1">
         <w:r>
           <w:rPr>
             <w:rStyle w:val="aff8"/>
@@ -563,7 +563,7 @@
             <w:noProof/>
             <w:webHidden/>
           </w:rPr>
-          <w:instrText xml:space="preserve"> PAGEREF _Toc241493268 \h </w:instrText>
+          <w:instrText xml:space="preserve"> PAGEREF _Toc241494166 \h </w:instrText>
         </w:r>
         <w:r>
           <w:rPr>
@@ -606,7 +606,7 @@
           <w:lang w:val="ru-RU" w:eastAsia="ru-RU"/>
         </w:rPr>
       </w:pPr>
-      <w:hyperlink w:anchor="_Toc241493269" w:history="1">
+      <w:hyperlink w:anchor="_Toc241494167" w:history="1">
         <w:r>
           <w:rPr>
             <w:rStyle w:val="aff8"/>
@@ -633,7 +633,7 @@
             <w:noProof/>
             <w:webHidden/>
           </w:rPr>
-          <w:instrText xml:space="preserve"> PAGEREF _Toc241493269 \h </w:instrText>
+          <w:instrText xml:space="preserve"> PAGEREF _Toc241494167 \h </w:instrText>
         </w:r>
         <w:r>
           <w:rPr>
@@ -678,7 +678,7 @@
       <w:pPr>
         <w:pStyle w:val="1"/>
       </w:pPr>
-      <w:bookmarkStart w:id="0" w:name="_Toc241493262"/>
+      <w:bookmarkStart w:id="0" w:name="_Toc241494160"/>
       <w:r>
         <w:lastRenderedPageBreak/>
         <w:t>Руководство пользователя: инженер ТО</w:t>
@@ -700,7 +700,7 @@
       <w:pPr>
         <w:pStyle w:val="21"/>
       </w:pPr>
-      <w:bookmarkStart w:id="1" w:name="_Toc241493263"/>
+      <w:bookmarkStart w:id="1" w:name="_Toc241494161"/>
       <w:r>
         <w:t>1. Рабочее место</w:t>
       </w:r>
@@ -723,7 +723,7 @@
           <w:noProof/>
         </w:rPr>
         <w:drawing>
-          <wp:inline distT="0" distB="0" distL="0" distR="0" wp14:anchorId="2B202218" wp14:editId="0AC8C7C4">
+          <wp:inline distT="0" distB="0" distL="0" distR="0" wp14:anchorId="4C3FD288" wp14:editId="477C8731">
             <wp:extent cx="5940000" cy="3712500"/>
             <wp:effectExtent l="0" t="0" r="0" b="0"/>
             <wp:docPr id="1" name="Picture 1"/>
@@ -775,7 +775,7 @@
       <w:pPr>
         <w:pStyle w:val="21"/>
       </w:pPr>
-      <w:bookmarkStart w:id="2" w:name="_Toc241493264"/>
+      <w:bookmarkStart w:id="2" w:name="_Toc241494162"/>
       <w:r>
         <w:t>2. План ТО</w:t>
       </w:r>
@@ -1014,7 +1014,7 @@
         </w:rPr>
         <w:lastRenderedPageBreak/>
         <w:drawing>
-          <wp:inline distT="0" distB="0" distL="0" distR="0" wp14:anchorId="53A463E6" wp14:editId="64994326">
+          <wp:inline distT="0" distB="0" distL="0" distR="0" wp14:anchorId="0F5B5033" wp14:editId="3D206F7F">
             <wp:extent cx="5940000" cy="3712500"/>
             <wp:effectExtent l="0" t="0" r="0" b="0"/>
             <wp:docPr id="2" name="Picture 2"/>
@@ -1066,7 +1066,7 @@
       <w:pPr>
         <w:pStyle w:val="21"/>
       </w:pPr>
-      <w:bookmarkStart w:id="3" w:name="_Toc241493265"/>
+      <w:bookmarkStart w:id="3" w:name="_Toc241494163"/>
       <w:r>
         <w:t>3. Реестр оборудования</w:t>
       </w:r>
@@ -1134,7 +1134,7 @@
           <w:noProof/>
         </w:rPr>
         <w:drawing>
-          <wp:inline distT="0" distB="0" distL="0" distR="0" wp14:anchorId="66B1E56A" wp14:editId="51BB00D4">
+          <wp:inline distT="0" distB="0" distL="0" distR="0" wp14:anchorId="2062331B" wp14:editId="724F4FB9">
             <wp:extent cx="5940000" cy="3712500"/>
             <wp:effectExtent l="0" t="0" r="0" b="0"/>
             <wp:docPr id="3" name="Picture 3"/>
@@ -1194,7 +1194,7 @@
       <w:pPr>
         <w:pStyle w:val="21"/>
       </w:pPr>
-      <w:bookmarkStart w:id="4" w:name="_Toc241493266"/>
+      <w:bookmarkStart w:id="4" w:name="_Toc241494164"/>
       <w:r>
         <w:t>4. Графики ТО и ППР</w:t>
       </w:r>
@@ -1306,7 +1306,7 @@
           <w:noProof/>
         </w:rPr>
         <w:drawing>
-          <wp:inline distT="0" distB="0" distL="0" distR="0" wp14:anchorId="0E1B9F62" wp14:editId="54BE2853">
+          <wp:inline distT="0" distB="0" distL="0" distR="0" wp14:anchorId="67B25FE5" wp14:editId="4115BF6A">
             <wp:extent cx="5940000" cy="3712500"/>
             <wp:effectExtent l="0" t="0" r="0" b="0"/>
             <wp:docPr id="4" name="Picture 4"/>
@@ -1358,7 +1358,7 @@
       <w:pPr>
         <w:pStyle w:val="21"/>
       </w:pPr>
-      <w:bookmarkStart w:id="5" w:name="_Toc241493267"/>
+      <w:bookmarkStart w:id="5" w:name="_Toc241494165"/>
       <w:r>
         <w:t>5. Регламент ТО</w:t>
       </w:r>
@@ -1385,7 +1385,7 @@
         </w:rPr>
         <w:lastRenderedPageBreak/>
         <w:drawing>
-          <wp:inline distT="0" distB="0" distL="0" distR="0" wp14:anchorId="1E1DDB0F" wp14:editId="7A699F4B">
+          <wp:inline distT="0" distB="0" distL="0" distR="0" wp14:anchorId="7A5D1C92" wp14:editId="611E0FCA">
             <wp:extent cx="5940000" cy="3712500"/>
             <wp:effectExtent l="0" t="0" r="0" b="0"/>
             <wp:docPr id="5" name="Picture 5"/>
@@ -1437,7 +1437,7 @@
       <w:pPr>
         <w:pStyle w:val="21"/>
       </w:pPr>
-      <w:bookmarkStart w:id="6" w:name="_Toc241493268"/>
+      <w:bookmarkStart w:id="6" w:name="_Toc241494166"/>
       <w:r>
         <w:t>6. Фактическое состояние</w:t>
       </w:r>
@@ -1455,7 +1455,7 @@
       <w:pPr>
         <w:pStyle w:val="21"/>
       </w:pPr>
-      <w:bookmarkStart w:id="7" w:name="_Toc241493269"/>
+      <w:bookmarkStart w:id="7" w:name="_Toc241494167"/>
       <w:r>
         <w:t>7. Чего роль не делает</w:t>
       </w:r>
@@ -13159,7 +13159,7 @@
     <w:autoRedefine/>
     <w:uiPriority w:val="39"/>
     <w:unhideWhenUsed/>
-    <w:rsid w:val="00E641DC"/>
+    <w:rsid w:val="003D6D79"/>
     <w:pPr>
       <w:spacing w:after="100"/>
     </w:pPr>
@@ -13171,7 +13171,7 @@
     <w:autoRedefine/>
     <w:uiPriority w:val="39"/>
     <w:unhideWhenUsed/>
-    <w:rsid w:val="00E641DC"/>
+    <w:rsid w:val="003D6D79"/>
     <w:pPr>
       <w:spacing w:after="100"/>
       <w:ind w:left="220"/>
@@ -13182,7 +13182,7 @@
     <w:basedOn w:val="a2"/>
     <w:uiPriority w:val="99"/>
     <w:unhideWhenUsed/>
-    <w:rsid w:val="00E641DC"/>
+    <w:rsid w:val="003D6D79"/>
     <w:rPr>
       <w:color w:val="0000FF" w:themeColor="hyperlink"/>
       <w:u w:val="single"/>

--- a/docs/delivery/out/Руководства/Руководство пользователя — Инженер ТО.docx
+++ b/docs/delivery/out/Руководства/Руководство пользователя — Инженер ТО.docx
@@ -116,7 +116,7 @@
       <w:r>
         <w:fldChar w:fldCharType="separate"/>
       </w:r>
-      <w:hyperlink w:anchor="_Toc241494160" w:history="1">
+      <w:hyperlink w:anchor="_Toc241594734" w:history="1">
         <w:r>
           <w:rPr>
             <w:rStyle w:val="aff8"/>
@@ -143,7 +143,7 @@
             <w:noProof/>
             <w:webHidden/>
           </w:rPr>
-          <w:instrText xml:space="preserve"> PAGEREF _Toc241494160 \h </w:instrText>
+          <w:instrText xml:space="preserve"> PAGEREF _Toc241594734 \h </w:instrText>
         </w:r>
         <w:r>
           <w:rPr>
@@ -186,7 +186,7 @@
           <w:lang w:val="ru-RU" w:eastAsia="ru-RU"/>
         </w:rPr>
       </w:pPr>
-      <w:hyperlink w:anchor="_Toc241494161" w:history="1">
+      <w:hyperlink w:anchor="_Toc241594735" w:history="1">
         <w:r>
           <w:rPr>
             <w:rStyle w:val="aff8"/>
@@ -213,7 +213,7 @@
             <w:noProof/>
             <w:webHidden/>
           </w:rPr>
-          <w:instrText xml:space="preserve"> PAGEREF _Toc241494161 \h </w:instrText>
+          <w:instrText xml:space="preserve"> PAGEREF _Toc241594735 \h </w:instrText>
         </w:r>
         <w:r>
           <w:rPr>
@@ -256,7 +256,7 @@
           <w:lang w:val="ru-RU" w:eastAsia="ru-RU"/>
         </w:rPr>
       </w:pPr>
-      <w:hyperlink w:anchor="_Toc241494162" w:history="1">
+      <w:hyperlink w:anchor="_Toc241594736" w:history="1">
         <w:r>
           <w:rPr>
             <w:rStyle w:val="aff8"/>
@@ -283,7 +283,7 @@
             <w:noProof/>
             <w:webHidden/>
           </w:rPr>
-          <w:instrText xml:space="preserve"> PAGEREF _Toc241494162 \h </w:instrText>
+          <w:instrText xml:space="preserve"> PAGEREF _Toc241594736 \h </w:instrText>
         </w:r>
         <w:r>
           <w:rPr>
@@ -326,7 +326,7 @@
           <w:lang w:val="ru-RU" w:eastAsia="ru-RU"/>
         </w:rPr>
       </w:pPr>
-      <w:hyperlink w:anchor="_Toc241494163" w:history="1">
+      <w:hyperlink w:anchor="_Toc241594737" w:history="1">
         <w:r>
           <w:rPr>
             <w:rStyle w:val="aff8"/>
@@ -353,7 +353,7 @@
             <w:noProof/>
             <w:webHidden/>
           </w:rPr>
-          <w:instrText xml:space="preserve"> PAGEREF _Toc241494163 \h </w:instrText>
+          <w:instrText xml:space="preserve"> PAGEREF _Toc241594737 \h </w:instrText>
         </w:r>
         <w:r>
           <w:rPr>
@@ -396,7 +396,7 @@
           <w:lang w:val="ru-RU" w:eastAsia="ru-RU"/>
         </w:rPr>
       </w:pPr>
-      <w:hyperlink w:anchor="_Toc241494164" w:history="1">
+      <w:hyperlink w:anchor="_Toc241594738" w:history="1">
         <w:r>
           <w:rPr>
             <w:rStyle w:val="aff8"/>
@@ -423,7 +423,7 @@
             <w:noProof/>
             <w:webHidden/>
           </w:rPr>
-          <w:instrText xml:space="preserve"> PAGEREF _Toc241494164 \h </w:instrText>
+          <w:instrText xml:space="preserve"> PAGEREF _Toc241594738 \h </w:instrText>
         </w:r>
         <w:r>
           <w:rPr>
@@ -466,7 +466,7 @@
           <w:lang w:val="ru-RU" w:eastAsia="ru-RU"/>
         </w:rPr>
       </w:pPr>
-      <w:hyperlink w:anchor="_Toc241494165" w:history="1">
+      <w:hyperlink w:anchor="_Toc241594739" w:history="1">
         <w:r>
           <w:rPr>
             <w:rStyle w:val="aff8"/>
@@ -493,7 +493,7 @@
             <w:noProof/>
             <w:webHidden/>
           </w:rPr>
-          <w:instrText xml:space="preserve"> PAGEREF _Toc241494165 \h </w:instrText>
+          <w:instrText xml:space="preserve"> PAGEREF _Toc241594739 \h </w:instrText>
         </w:r>
         <w:r>
           <w:rPr>
@@ -536,7 +536,7 @@
           <w:lang w:val="ru-RU" w:eastAsia="ru-RU"/>
         </w:rPr>
       </w:pPr>
-      <w:hyperlink w:anchor="_Toc241494166" w:history="1">
+      <w:hyperlink w:anchor="_Toc241594740" w:history="1">
         <w:r>
           <w:rPr>
             <w:rStyle w:val="aff8"/>
@@ -563,7 +563,7 @@
             <w:noProof/>
             <w:webHidden/>
           </w:rPr>
-          <w:instrText xml:space="preserve"> PAGEREF _Toc241494166 \h </w:instrText>
+          <w:instrText xml:space="preserve"> PAGEREF _Toc241594740 \h </w:instrText>
         </w:r>
         <w:r>
           <w:rPr>
@@ -606,13 +606,13 @@
           <w:lang w:val="ru-RU" w:eastAsia="ru-RU"/>
         </w:rPr>
       </w:pPr>
-      <w:hyperlink w:anchor="_Toc241494167" w:history="1">
+      <w:hyperlink w:anchor="_Toc241594741" w:history="1">
         <w:r>
           <w:rPr>
             <w:rStyle w:val="aff8"/>
             <w:noProof/>
           </w:rPr>
-          <w:t>7. Чего роль не делает</w:t>
+          <w:t>7. Заявки по плану ТО</w:t>
         </w:r>
         <w:r>
           <w:rPr>
@@ -633,7 +633,7 @@
             <w:noProof/>
             <w:webHidden/>
           </w:rPr>
-          <w:instrText xml:space="preserve"> PAGEREF _Toc241494167 \h </w:instrText>
+          <w:instrText xml:space="preserve"> PAGEREF _Toc241594741 \h </w:instrText>
         </w:r>
         <w:r>
           <w:rPr>
@@ -665,6 +665,146 @@
       </w:hyperlink>
     </w:p>
     <w:p>
+      <w:pPr>
+        <w:pStyle w:val="2c"/>
+        <w:tabs>
+          <w:tab w:val="right" w:leader="dot" w:pos="9628"/>
+        </w:tabs>
+        <w:rPr>
+          <w:rFonts w:asciiTheme="minorHAnsi" w:eastAsiaTheme="minorEastAsia" w:hAnsiTheme="minorHAnsi"/>
+          <w:noProof/>
+          <w:lang w:val="ru-RU" w:eastAsia="ru-RU"/>
+        </w:rPr>
+      </w:pPr>
+      <w:hyperlink w:anchor="_Toc241594742" w:history="1">
+        <w:r>
+          <w:rPr>
+            <w:rStyle w:val="aff8"/>
+            <w:noProof/>
+          </w:rPr>
+          <w:t>8. Режимы работы</w:t>
+        </w:r>
+        <w:r>
+          <w:rPr>
+            <w:noProof/>
+            <w:webHidden/>
+          </w:rPr>
+          <w:tab/>
+        </w:r>
+        <w:r>
+          <w:rPr>
+            <w:noProof/>
+            <w:webHidden/>
+          </w:rPr>
+          <w:fldChar w:fldCharType="begin"/>
+        </w:r>
+        <w:r>
+          <w:rPr>
+            <w:noProof/>
+            <w:webHidden/>
+          </w:rPr>
+          <w:instrText xml:space="preserve"> PAGEREF _Toc241594742 \h </w:instrText>
+        </w:r>
+        <w:r>
+          <w:rPr>
+            <w:noProof/>
+            <w:webHidden/>
+          </w:rPr>
+        </w:r>
+        <w:r>
+          <w:rPr>
+            <w:noProof/>
+            <w:webHidden/>
+          </w:rPr>
+          <w:fldChar w:fldCharType="separate"/>
+        </w:r>
+        <w:r>
+          <w:rPr>
+            <w:noProof/>
+            <w:webHidden/>
+          </w:rPr>
+          <w:t>7</w:t>
+        </w:r>
+        <w:r>
+          <w:rPr>
+            <w:noProof/>
+            <w:webHidden/>
+          </w:rPr>
+          <w:fldChar w:fldCharType="end"/>
+        </w:r>
+      </w:hyperlink>
+    </w:p>
+    <w:p>
+      <w:pPr>
+        <w:pStyle w:val="2c"/>
+        <w:tabs>
+          <w:tab w:val="right" w:leader="dot" w:pos="9628"/>
+        </w:tabs>
+        <w:rPr>
+          <w:rFonts w:asciiTheme="minorHAnsi" w:eastAsiaTheme="minorEastAsia" w:hAnsiTheme="minorHAnsi"/>
+          <w:noProof/>
+          <w:lang w:val="ru-RU" w:eastAsia="ru-RU"/>
+        </w:rPr>
+      </w:pPr>
+      <w:hyperlink w:anchor="_Toc241594743" w:history="1">
+        <w:r>
+          <w:rPr>
+            <w:rStyle w:val="aff8"/>
+            <w:noProof/>
+          </w:rPr>
+          <w:t>9. Чего роль не делает</w:t>
+        </w:r>
+        <w:r>
+          <w:rPr>
+            <w:noProof/>
+            <w:webHidden/>
+          </w:rPr>
+          <w:tab/>
+        </w:r>
+        <w:r>
+          <w:rPr>
+            <w:noProof/>
+            <w:webHidden/>
+          </w:rPr>
+          <w:fldChar w:fldCharType="begin"/>
+        </w:r>
+        <w:r>
+          <w:rPr>
+            <w:noProof/>
+            <w:webHidden/>
+          </w:rPr>
+          <w:instrText xml:space="preserve"> PAGEREF _Toc241594743 \h </w:instrText>
+        </w:r>
+        <w:r>
+          <w:rPr>
+            <w:noProof/>
+            <w:webHidden/>
+          </w:rPr>
+        </w:r>
+        <w:r>
+          <w:rPr>
+            <w:noProof/>
+            <w:webHidden/>
+          </w:rPr>
+          <w:fldChar w:fldCharType="separate"/>
+        </w:r>
+        <w:r>
+          <w:rPr>
+            <w:noProof/>
+            <w:webHidden/>
+          </w:rPr>
+          <w:t>7</w:t>
+        </w:r>
+        <w:r>
+          <w:rPr>
+            <w:noProof/>
+            <w:webHidden/>
+          </w:rPr>
+          <w:fldChar w:fldCharType="end"/>
+        </w:r>
+      </w:hyperlink>
+    </w:p>
+    <w:p>
       <w:r>
         <w:fldChar w:fldCharType="end"/>
       </w:r>
@@ -678,7 +818,7 @@
       <w:pPr>
         <w:pStyle w:val="1"/>
       </w:pPr>
-      <w:bookmarkStart w:id="0" w:name="_Toc241494160"/>
+      <w:bookmarkStart w:id="0" w:name="_Toc241594734"/>
       <w:r>
         <w:lastRenderedPageBreak/>
         <w:t>Руководство пользователя: инженер ТО</w:t>
@@ -700,7 +840,7 @@
       <w:pPr>
         <w:pStyle w:val="21"/>
       </w:pPr>
-      <w:bookmarkStart w:id="1" w:name="_Toc241494161"/>
+      <w:bookmarkStart w:id="1" w:name="_Toc241594735"/>
       <w:r>
         <w:t>1. Рабочее место</w:t>
       </w:r>
@@ -723,7 +863,7 @@
           <w:noProof/>
         </w:rPr>
         <w:drawing>
-          <wp:inline distT="0" distB="0" distL="0" distR="0" wp14:anchorId="4C3FD288" wp14:editId="477C8731">
+          <wp:inline distT="0" distB="0" distL="0" distR="0" wp14:anchorId="21215679" wp14:editId="16FF341B">
             <wp:extent cx="5940000" cy="3712500"/>
             <wp:effectExtent l="0" t="0" r="0" b="0"/>
             <wp:docPr id="1" name="Picture 1"/>
@@ -775,7 +915,7 @@
       <w:pPr>
         <w:pStyle w:val="21"/>
       </w:pPr>
-      <w:bookmarkStart w:id="2" w:name="_Toc241494162"/>
+      <w:bookmarkStart w:id="2" w:name="_Toc241594736"/>
       <w:r>
         <w:t>2. План ТО</w:t>
       </w:r>
@@ -1014,7 +1154,7 @@
         </w:rPr>
         <w:lastRenderedPageBreak/>
         <w:drawing>
-          <wp:inline distT="0" distB="0" distL="0" distR="0" wp14:anchorId="0F5B5033" wp14:editId="3D206F7F">
+          <wp:inline distT="0" distB="0" distL="0" distR="0" wp14:anchorId="577EA29C" wp14:editId="30311A5B">
             <wp:extent cx="5940000" cy="3712500"/>
             <wp:effectExtent l="0" t="0" r="0" b="0"/>
             <wp:docPr id="2" name="Picture 2"/>
@@ -1066,7 +1206,7 @@
       <w:pPr>
         <w:pStyle w:val="21"/>
       </w:pPr>
-      <w:bookmarkStart w:id="3" w:name="_Toc241494163"/>
+      <w:bookmarkStart w:id="3" w:name="_Toc241594737"/>
       <w:r>
         <w:t>3. Реестр оборудования</w:t>
       </w:r>
@@ -1134,7 +1274,7 @@
           <w:noProof/>
         </w:rPr>
         <w:drawing>
-          <wp:inline distT="0" distB="0" distL="0" distR="0" wp14:anchorId="2062331B" wp14:editId="724F4FB9">
+          <wp:inline distT="0" distB="0" distL="0" distR="0" wp14:anchorId="66CCED2C" wp14:editId="5EB3A233">
             <wp:extent cx="5940000" cy="3712500"/>
             <wp:effectExtent l="0" t="0" r="0" b="0"/>
             <wp:docPr id="3" name="Picture 3"/>
@@ -1194,7 +1334,7 @@
       <w:pPr>
         <w:pStyle w:val="21"/>
       </w:pPr>
-      <w:bookmarkStart w:id="4" w:name="_Toc241494164"/>
+      <w:bookmarkStart w:id="4" w:name="_Toc241594738"/>
       <w:r>
         <w:t>4. Графики ТО и ППР</w:t>
       </w:r>
@@ -1306,7 +1446,7 @@
           <w:noProof/>
         </w:rPr>
         <w:drawing>
-          <wp:inline distT="0" distB="0" distL="0" distR="0" wp14:anchorId="67B25FE5" wp14:editId="4115BF6A">
+          <wp:inline distT="0" distB="0" distL="0" distR="0" wp14:anchorId="2C6269FA" wp14:editId="5688616D">
             <wp:extent cx="5940000" cy="3712500"/>
             <wp:effectExtent l="0" t="0" r="0" b="0"/>
             <wp:docPr id="4" name="Picture 4"/>
@@ -1358,7 +1498,7 @@
       <w:pPr>
         <w:pStyle w:val="21"/>
       </w:pPr>
-      <w:bookmarkStart w:id="5" w:name="_Toc241494165"/>
+      <w:bookmarkStart w:id="5" w:name="_Toc241594739"/>
       <w:r>
         <w:t>5. Регламент ТО</w:t>
       </w:r>
@@ -1385,7 +1525,7 @@
         </w:rPr>
         <w:lastRenderedPageBreak/>
         <w:drawing>
-          <wp:inline distT="0" distB="0" distL="0" distR="0" wp14:anchorId="7A5D1C92" wp14:editId="611E0FCA">
+          <wp:inline distT="0" distB="0" distL="0" distR="0" wp14:anchorId="490E88FC" wp14:editId="4DAA0516">
             <wp:extent cx="5940000" cy="3712500"/>
             <wp:effectExtent l="0" t="0" r="0" b="0"/>
             <wp:docPr id="5" name="Picture 5"/>
@@ -1437,7 +1577,7 @@
       <w:pPr>
         <w:pStyle w:val="21"/>
       </w:pPr>
-      <w:bookmarkStart w:id="6" w:name="_Toc241494166"/>
+      <w:bookmarkStart w:id="6" w:name="_Toc241594740"/>
       <w:r>
         <w:t>6. Фактическое состояние</w:t>
       </w:r>
@@ -1455,18 +1595,607 @@
       <w:pPr>
         <w:pStyle w:val="21"/>
       </w:pPr>
-      <w:bookmarkStart w:id="7" w:name="_Toc241494167"/>
+      <w:bookmarkStart w:id="7" w:name="_Toc241594741"/>
       <w:r>
-        <w:t>7. Чего роль не делает</w:t>
+        <w:t>7. Заявки по плану ТО</w:t>
       </w:r>
       <w:bookmarkEnd w:id="7"/>
     </w:p>
+    <w:tbl>
+      <w:tblPr>
+        <w:tblStyle w:val="aff0"/>
+        <w:tblW w:w="0" w:type="auto"/>
+        <w:jc w:val="center"/>
+        <w:tblLook w:val="04A0" w:firstRow="1" w:lastRow="0" w:firstColumn="1" w:lastColumn="0" w:noHBand="0" w:noVBand="1"/>
+      </w:tblPr>
+      <w:tblGrid>
+        <w:gridCol w:w="3213"/>
+        <w:gridCol w:w="3213"/>
+        <w:gridCol w:w="3213"/>
+      </w:tblGrid>
+      <w:tr>
+        <w:trPr>
+          <w:tblHeader/>
+          <w:jc w:val="center"/>
+        </w:trPr>
+        <w:tc>
+          <w:tcPr>
+            <w:tcW w:w="3213" w:type="dxa"/>
+            <w:shd w:val="clear" w:color="auto" w:fill="E8EDF6"/>
+          </w:tcPr>
+          <w:p>
+            <w:pPr>
+              <w:keepNext/>
+            </w:pPr>
+            <w:r>
+              <w:rPr>
+                <w:b/>
+                <w:sz w:val="18"/>
+              </w:rPr>
+              <w:t>Шаг</w:t>
+            </w:r>
+          </w:p>
+        </w:tc>
+        <w:tc>
+          <w:tcPr>
+            <w:tcW w:w="3213" w:type="dxa"/>
+            <w:shd w:val="clear" w:color="auto" w:fill="E8EDF6"/>
+          </w:tcPr>
+          <w:p>
+            <w:pPr>
+              <w:keepNext/>
+            </w:pPr>
+            <w:r>
+              <w:rPr>
+                <w:b/>
+                <w:sz w:val="18"/>
+              </w:rPr>
+              <w:t>Кто</w:t>
+            </w:r>
+          </w:p>
+        </w:tc>
+        <w:tc>
+          <w:tcPr>
+            <w:tcW w:w="3213" w:type="dxa"/>
+            <w:shd w:val="clear" w:color="auto" w:fill="E8EDF6"/>
+          </w:tcPr>
+          <w:p>
+            <w:pPr>
+              <w:keepNext/>
+            </w:pPr>
+            <w:r>
+              <w:rPr>
+                <w:b/>
+                <w:sz w:val="18"/>
+              </w:rPr>
+              <w:t>Где</w:t>
+            </w:r>
+          </w:p>
+        </w:tc>
+      </w:tr>
+      <w:tr>
+        <w:trPr>
+          <w:jc w:val="center"/>
+        </w:trPr>
+        <w:tc>
+          <w:tcPr>
+            <w:tcW w:w="3213" w:type="dxa"/>
+          </w:tcPr>
+          <w:p>
+            <w:r>
+              <w:rPr>
+                <w:sz w:val="18"/>
+              </w:rPr>
+              <w:t>«В план» — дата, вид работ, приоритет → черновик</w:t>
+            </w:r>
+          </w:p>
+        </w:tc>
+        <w:tc>
+          <w:tcPr>
+            <w:tcW w:w="3213" w:type="dxa"/>
+          </w:tcPr>
+          <w:p>
+            <w:r>
+              <w:rPr>
+                <w:sz w:val="18"/>
+              </w:rPr>
+              <w:t>вы</w:t>
+            </w:r>
+          </w:p>
+        </w:tc>
+        <w:tc>
+          <w:tcPr>
+            <w:tcW w:w="3213" w:type="dxa"/>
+          </w:tcPr>
+          <w:p>
+            <w:r>
+              <w:rPr>
+                <w:sz w:val="18"/>
+              </w:rPr>
+              <w:t>«План ТО», «Заявки и ТО» → «Реко</w:t>
+            </w:r>
+            <w:r>
+              <w:rPr>
+                <w:sz w:val="18"/>
+              </w:rPr>
+              <w:t>мендации»</w:t>
+            </w:r>
+          </w:p>
+        </w:tc>
+      </w:tr>
+      <w:tr>
+        <w:trPr>
+          <w:jc w:val="center"/>
+        </w:trPr>
+        <w:tc>
+          <w:tcPr>
+            <w:tcW w:w="3213" w:type="dxa"/>
+          </w:tcPr>
+          <w:p>
+            <w:r>
+              <w:rPr>
+                <w:sz w:val="18"/>
+              </w:rPr>
+              <w:t>Утверждение</w:t>
+            </w:r>
+          </w:p>
+        </w:tc>
+        <w:tc>
+          <w:tcPr>
+            <w:tcW w:w="3213" w:type="dxa"/>
+          </w:tcPr>
+          <w:p>
+            <w:r>
+              <w:rPr>
+                <w:sz w:val="18"/>
+              </w:rPr>
+              <w:t>руководитель</w:t>
+            </w:r>
+          </w:p>
+        </w:tc>
+        <w:tc>
+          <w:tcPr>
+            <w:tcW w:w="3213" w:type="dxa"/>
+          </w:tcPr>
+          <w:p>
+            <w:r>
+              <w:rPr>
+                <w:sz w:val="18"/>
+              </w:rPr>
+              <w:t>«Заявки и ТО»</w:t>
+            </w:r>
+          </w:p>
+        </w:tc>
+      </w:tr>
+      <w:tr>
+        <w:trPr>
+          <w:jc w:val="center"/>
+        </w:trPr>
+        <w:tc>
+          <w:tcPr>
+            <w:tcW w:w="3213" w:type="dxa"/>
+          </w:tcPr>
+          <w:p>
+            <w:r>
+              <w:rPr>
+                <w:sz w:val="18"/>
+              </w:rPr>
+              <w:t>Передача в систему заявок заказчика</w:t>
+            </w:r>
+          </w:p>
+        </w:tc>
+        <w:tc>
+          <w:tcPr>
+            <w:tcW w:w="3213" w:type="dxa"/>
+          </w:tcPr>
+          <w:p>
+            <w:r>
+              <w:rPr>
+                <w:sz w:val="18"/>
+              </w:rPr>
+              <w:t>вы, руководитель или диспетчер</w:t>
+            </w:r>
+          </w:p>
+        </w:tc>
+        <w:tc>
+          <w:tcPr>
+            <w:tcW w:w="3213" w:type="dxa"/>
+          </w:tcPr>
+          <w:p>
+            <w:r>
+              <w:rPr>
+                <w:sz w:val="18"/>
+              </w:rPr>
+              <w:t>«Заявки и ТО» → «Передать в систему заявок» (без системы заявок — шага нет)</w:t>
+            </w:r>
+          </w:p>
+        </w:tc>
+      </w:tr>
+      <w:tr>
+        <w:trPr>
+          <w:jc w:val="center"/>
+        </w:trPr>
+        <w:tc>
+          <w:tcPr>
+            <w:tcW w:w="3213" w:type="dxa"/>
+          </w:tcPr>
+          <w:p>
+            <w:r>
+              <w:rPr>
+                <w:sz w:val="18"/>
+              </w:rPr>
+              <w:t xml:space="preserve">Взять в работу, «Выполнена» с состоянием </w:t>
+            </w:r>
+            <w:r>
+              <w:rPr>
+                <w:sz w:val="18"/>
+              </w:rPr>
+              <w:t>оборудования</w:t>
+            </w:r>
+          </w:p>
+        </w:tc>
+        <w:tc>
+          <w:tcPr>
+            <w:tcW w:w="3213" w:type="dxa"/>
+          </w:tcPr>
+          <w:p>
+            <w:r>
+              <w:rPr>
+                <w:sz w:val="18"/>
+              </w:rPr>
+              <w:t>бригада</w:t>
+            </w:r>
+          </w:p>
+        </w:tc>
+        <w:tc>
+          <w:tcPr>
+            <w:tcW w:w="3213" w:type="dxa"/>
+          </w:tcPr>
+          <w:p>
+            <w:r>
+              <w:rPr>
+                <w:sz w:val="18"/>
+              </w:rPr>
+              <w:t>телефон бригады</w:t>
+            </w:r>
+          </w:p>
+        </w:tc>
+      </w:tr>
+      <w:tr>
+        <w:trPr>
+          <w:jc w:val="center"/>
+        </w:trPr>
+        <w:tc>
+          <w:tcPr>
+            <w:tcW w:w="3213" w:type="dxa"/>
+          </w:tcPr>
+          <w:p>
+            <w:r>
+              <w:rPr>
+                <w:sz w:val="18"/>
+              </w:rPr>
+              <w:t>Состояние — в реестр, работа — в строку графика</w:t>
+            </w:r>
+          </w:p>
+        </w:tc>
+        <w:tc>
+          <w:tcPr>
+            <w:tcW w:w="3213" w:type="dxa"/>
+          </w:tcPr>
+          <w:p>
+            <w:r>
+              <w:rPr>
+                <w:sz w:val="18"/>
+              </w:rPr>
+              <w:t>система</w:t>
+            </w:r>
+          </w:p>
+        </w:tc>
+        <w:tc>
+          <w:tcPr>
+            <w:tcW w:w="3213" w:type="dxa"/>
+          </w:tcPr>
+          <w:p>
+            <w:r>
+              <w:rPr>
+                <w:sz w:val="18"/>
+              </w:rPr>
+              <w:t>«Реестр оборудования», «Графики ТО и ППР»</w:t>
+            </w:r>
+          </w:p>
+        </w:tc>
+      </w:tr>
+    </w:tbl>
+    <w:p/>
     <w:p>
       <w:r>
-        <w:t>Не утверждает заявки и графики (руководитель), не исполняет работы (бригада), не работает с карт</w:t>
+        <w:t>Черновик и утверждённую заявку можно отменить («Отменить»), рекомендацию — отклонить.</w:t>
+      </w:r>
+    </w:p>
+    <w:p>
+      <w:pPr>
+        <w:pStyle w:val="21"/>
+      </w:pPr>
+      <w:bookmarkStart w:id="8" w:name="_Toc241594742"/>
+      <w:r>
+        <w:lastRenderedPageBreak/>
+        <w:t>8. Режимы работы</w:t>
+      </w:r>
+      <w:bookmarkEnd w:id="8"/>
+    </w:p>
+    <w:tbl>
+      <w:tblPr>
+        <w:tblStyle w:val="aff0"/>
+        <w:tblW w:w="0" w:type="auto"/>
+        <w:jc w:val="center"/>
+        <w:tblLook w:val="04A0" w:firstRow="1" w:lastRow="0" w:firstColumn="1" w:lastColumn="0" w:noHBand="0" w:noVBand="1"/>
+      </w:tblPr>
+      <w:tblGrid>
+        <w:gridCol w:w="3213"/>
+        <w:gridCol w:w="3213"/>
+        <w:gridCol w:w="3213"/>
+      </w:tblGrid>
+      <w:tr>
+        <w:trPr>
+          <w:tblHeader/>
+          <w:jc w:val="center"/>
+        </w:trPr>
+        <w:tc>
+          <w:tcPr>
+            <w:tcW w:w="3213" w:type="dxa"/>
+            <w:shd w:val="clear" w:color="auto" w:fill="E8EDF6"/>
+          </w:tcPr>
+          <w:p>
+            <w:pPr>
+              <w:keepNext/>
+            </w:pPr>
+            <w:r>
+              <w:rPr>
+                <w:b/>
+                <w:sz w:val="18"/>
+              </w:rPr>
+              <w:t>Режим</w:t>
+            </w:r>
+          </w:p>
+        </w:tc>
+        <w:tc>
+          <w:tcPr>
+            <w:tcW w:w="3213" w:type="dxa"/>
+            <w:shd w:val="clear" w:color="auto" w:fill="E8EDF6"/>
+          </w:tcPr>
+          <w:p>
+            <w:pPr>
+              <w:keepNext/>
+            </w:pPr>
+            <w:r>
+              <w:rPr>
+                <w:b/>
+                <w:sz w:val="18"/>
+              </w:rPr>
+              <w:t xml:space="preserve">Как </w:t>
+            </w:r>
+            <w:r>
+              <w:rPr>
+                <w:b/>
+                <w:sz w:val="18"/>
+              </w:rPr>
+              <w:t>включить</w:t>
+            </w:r>
+          </w:p>
+        </w:tc>
+        <w:tc>
+          <w:tcPr>
+            <w:tcW w:w="3213" w:type="dxa"/>
+            <w:shd w:val="clear" w:color="auto" w:fill="E8EDF6"/>
+          </w:tcPr>
+          <w:p>
+            <w:pPr>
+              <w:keepNext/>
+            </w:pPr>
+            <w:r>
+              <w:rPr>
+                <w:b/>
+                <w:sz w:val="18"/>
+              </w:rPr>
+              <w:t>Для чего</w:t>
+            </w:r>
+          </w:p>
+        </w:tc>
+      </w:tr>
+      <w:tr>
+        <w:trPr>
+          <w:jc w:val="center"/>
+        </w:trPr>
+        <w:tc>
+          <w:tcPr>
+            <w:tcW w:w="3213" w:type="dxa"/>
+          </w:tcPr>
+          <w:p>
+            <w:r>
+              <w:rPr>
+                <w:sz w:val="18"/>
+              </w:rPr>
+              <w:t>Режимы карты</w:t>
+            </w:r>
+          </w:p>
+        </w:tc>
+        <w:tc>
+          <w:tcPr>
+            <w:tcW w:w="3213" w:type="dxa"/>
+          </w:tcPr>
+          <w:p>
+            <w:r>
+              <w:rPr>
+                <w:sz w:val="18"/>
+              </w:rPr>
+              <w:t>кнопки над картой «Мониторинг»</w:t>
+            </w:r>
+          </w:p>
+        </w:tc>
+        <w:tc>
+          <w:tcPr>
+            <w:tcW w:w="3213" w:type="dxa"/>
+          </w:tcPr>
+          <w:p>
+            <w:r>
+              <w:rPr>
+                <w:sz w:val="18"/>
+              </w:rPr>
+              <w:t>«Заявки» по умолчанию; «Датчики» и «Данные» — состояние оборудования</w:t>
+            </w:r>
+          </w:p>
+        </w:tc>
+      </w:tr>
+      <w:tr>
+        <w:trPr>
+          <w:jc w:val="center"/>
+        </w:trPr>
+        <w:tc>
+          <w:tcPr>
+            <w:tcW w:w="3213" w:type="dxa"/>
+          </w:tcPr>
+          <w:p>
+            <w:r>
+              <w:rPr>
+                <w:sz w:val="18"/>
+              </w:rPr>
+              <w:t>Спутник и этажи</w:t>
+            </w:r>
+          </w:p>
+        </w:tc>
+        <w:tc>
+          <w:tcPr>
+            <w:tcW w:w="3213" w:type="dxa"/>
+          </w:tcPr>
+          <w:p>
+            <w:r>
+              <w:rPr>
+                <w:sz w:val="18"/>
+              </w:rPr>
+              <w:t>кнопка со спутником; переключатель этажей справа</w:t>
+            </w:r>
+          </w:p>
+        </w:tc>
+        <w:tc>
+          <w:tcPr>
+            <w:tcW w:w="3213" w:type="dxa"/>
+          </w:tcPr>
+          <w:p>
+            <w:r>
+              <w:rPr>
+                <w:sz w:val="18"/>
+              </w:rPr>
+              <w:t>снимок местности, план этажа, прозрачность плана</w:t>
+            </w:r>
+          </w:p>
+        </w:tc>
+      </w:tr>
+      <w:tr>
+        <w:trPr>
+          <w:jc w:val="center"/>
+        </w:trPr>
+        <w:tc>
+          <w:tcPr>
+            <w:tcW w:w="3213" w:type="dxa"/>
+          </w:tcPr>
+          <w:p>
+            <w:r>
+              <w:rPr>
+                <w:sz w:val="18"/>
+              </w:rPr>
+              <w:t>Учебный контур</w:t>
+            </w:r>
+          </w:p>
+        </w:tc>
+        <w:tc>
+          <w:tcPr>
+            <w:tcW w:w="3213" w:type="dxa"/>
+          </w:tcPr>
+          <w:p>
+            <w:r>
+              <w:rPr>
+                <w:sz w:val="18"/>
+              </w:rPr>
+              <w:t>переключатель в шапке</w:t>
+            </w:r>
+          </w:p>
+        </w:tc>
+        <w:tc>
+          <w:tcPr>
+            <w:tcW w:w="3213" w:type="dxa"/>
+          </w:tcPr>
+          <w:p>
+            <w:r>
+              <w:rPr>
+                <w:sz w:val="18"/>
+              </w:rPr>
+              <w:t>полигон Мю, Кси, Тау: учебные задания и учения; на работу района не влияет</w:t>
+            </w:r>
+          </w:p>
+        </w:tc>
+      </w:tr>
+      <w:tr>
+        <w:trPr>
+          <w:jc w:val="center"/>
+        </w:trPr>
+        <w:tc>
+          <w:tcPr>
+            <w:tcW w:w="3213" w:type="dxa"/>
+          </w:tcPr>
+          <w:p>
+            <w:r>
+              <w:rPr>
+                <w:sz w:val="18"/>
+              </w:rPr>
+              <w:t>Телефон</w:t>
+            </w:r>
+          </w:p>
+        </w:tc>
+        <w:tc>
+          <w:tcPr>
+            <w:tcW w:w="3213" w:type="dxa"/>
+          </w:tcPr>
+          <w:p>
+            <w:r>
+              <w:rPr>
+                <w:sz w:val="18"/>
+              </w:rPr>
+              <w:t>адрес в браузере → «Добавить на главный экран»</w:t>
+            </w:r>
+          </w:p>
+        </w:tc>
+        <w:tc>
+          <w:tcPr>
+            <w:tcW w:w="3213" w:type="dxa"/>
+          </w:tcPr>
+          <w:p>
+            <w:r>
+              <w:rPr>
+                <w:sz w:val="18"/>
+              </w:rPr>
+              <w:t>осмотры на объекте</w:t>
+            </w:r>
+          </w:p>
+        </w:tc>
+      </w:tr>
+    </w:tbl>
+    <w:p/>
+    <w:p>
+      <w:pPr>
+        <w:pStyle w:val="21"/>
+      </w:pPr>
+      <w:bookmarkStart w:id="9" w:name="_Toc241594743"/>
+      <w:r>
+        <w:t>9. Чего роль не делает</w:t>
+      </w:r>
+      <w:bookmarkEnd w:id="9"/>
+    </w:p>
+    <w:p>
+      <w:r>
+        <w:t xml:space="preserve">Не утверждает заявки и графики </w:t>
       </w:r>
       <w:r>
-        <w:t>очками инцидентов.</w:t>
+        <w:t>(руководитель), не исполняет работы (бригада), не работает с карточками инцидентов.</w:t>
       </w:r>
     </w:p>
     <w:sectPr>
@@ -13159,7 +13888,7 @@
     <w:autoRedefine/>
     <w:uiPriority w:val="39"/>
     <w:unhideWhenUsed/>
-    <w:rsid w:val="003D6D79"/>
+    <w:rsid w:val="001C2629"/>
     <w:pPr>
       <w:spacing w:after="100"/>
     </w:pPr>
@@ -13171,7 +13900,7 @@
     <w:autoRedefine/>
     <w:uiPriority w:val="39"/>
     <w:unhideWhenUsed/>
-    <w:rsid w:val="003D6D79"/>
+    <w:rsid w:val="001C2629"/>
     <w:pPr>
       <w:spacing w:after="100"/>
       <w:ind w:left="220"/>
@@ -13182,7 +13911,7 @@
     <w:basedOn w:val="a2"/>
     <w:uiPriority w:val="99"/>
     <w:unhideWhenUsed/>
-    <w:rsid w:val="003D6D79"/>
+    <w:rsid w:val="001C2629"/>
     <w:rPr>
       <w:color w:val="0000FF" w:themeColor="hyperlink"/>
       <w:u w:val="single"/>
